--- a/BACKUP&RECOVERY/19장/19장_Data_Pump와_논리백업.docx
+++ b/BACKUP&RECOVERY/19장/19장_Data_Pump와_논리백업.docx
@@ -4353,7 +4353,7 @@
                 <w:color w:val="E6E6E6"/>
                 <w:sz w:val="19"/>
               </w:rPr>
-              <w:t>&gt;   remap_datafile='/u02/oradata/ORCL/users01.dbf':'/u04/newdb/users01.dbf'</w:t>
+              <w:t>&gt;   remap_datafile='/u01/app/oracle/oradata/orcl/users01.dbf':'/u04/newdb/users01.dbf'</w:t>
             </w:r>
           </w:p>
         </w:tc>
